--- a/research/paper/FinGuard-AI-working-paper.docx
+++ b/research/paper/FinGuard-AI-working-paper.docx
@@ -339,7 +339,7 @@
                 <w:color w:val="06B6D4"/>
                 <w:sz w:val="40"/>
               </w:rPr>
-              <w:t>11</w:t>
+              <w:t>12</w:t>
             </w:r>
             <w:r>
               <w:rPr>
@@ -480,28 +480,14 @@
         <w:rPr>
           <w:rFonts w:ascii="Liberation Sans" w:hAnsi="Liberation Sans"/>
           <w:b/>
-          <w:color w:val="0B1F33"/>
           <w:sz w:val="23"/>
         </w:rPr>
         <w:t>A S M FAHIM</w:t>
-      </w:r>
-      <w:r>
-        <w:rPr>
-          <w:color w:val="334155"/>
-        </w:rPr>
         <w:br/>
         <w:t>UNIVERSITY OF NEW HAVEN, MS FINANCE &amp; FINANCIAL ANALYTICS</w:t>
-      </w:r>
-      <w:r>
-        <w:rPr>
-          <w:color w:val="334155"/>
-        </w:rPr>
         <w:br/>
-      </w:r>
-      <w:r>
-        <w:rPr>
-          <w:color w:val="334155"/>
-        </w:rPr>
+        <w:t>ORCID: 0009-0006-3777-5688</w:t>
+        <w:br/>
         <w:br/>
         <w:t>Correspondence: asmfahim987@gmail.com</w:t>
       </w:r>
@@ -552,42 +538,9 @@
       <w:r>
         <w:rPr>
           <w:i/>
-          <w:color w:val="64748B"/>
           <w:sz w:val="18"/>
         </w:rPr>
-        <w:t xml:space="preserve">This paper </w:t>
-      </w:r>
-      <w:r>
-        <w:rPr>
-          <w:i/>
-          <w:color w:val="64748B"/>
-          <w:sz w:val="18"/>
-        </w:rPr>
-        <w:t>reports on</w:t>
-      </w:r>
-      <w:r>
-        <w:rPr>
-          <w:i/>
-          <w:color w:val="64748B"/>
-          <w:sz w:val="18"/>
-        </w:rPr>
-        <w:t xml:space="preserve"> a transparent software artifact and a synthetic demonstration. It does not claim real-world predictive validation, legal determinations, or production deployment outcomes.</w:t>
-      </w:r>
-      <w:r>
-        <w:rPr>
-          <w:i/>
-          <w:color w:val="64748B"/>
-          <w:sz w:val="18"/>
-        </w:rPr>
-        <w:br/>
-      </w:r>
-      <w:r>
-        <w:rPr>
-          <w:i/>
-          <w:color w:val="64748B"/>
-          <w:sz w:val="18"/>
-        </w:rPr>
-        <w:br/>
+        <w:t>This paper reports on a transparent software artifact — now implemented as a tested, publicly deployed platform — and a synthetic demonstration study. It does not claim real-world predictive validation, legal determinations, or production-grade certification.</w:t>
       </w:r>
     </w:p>
     <w:p>
@@ -622,25 +575,8 @@
     </w:p>
     <w:p>
       <w:r>
-        <w:t>Financial fraud is often visible first in a transaction record, but the complaint narrative usually explains what the ledger cannot: who contacted the consumer, what story was used, how quickly money moved, and what happened when the consumer asked for help. This paper introduces FinGuard-AI, a Python and Streamlit research prototype that converts those narrative details and a small set of structured case facts into transparent fraud, harm, dispute, and recovery indicators. The system uses explicit weighted phrase rules</w:t>
-      </w:r>
-      <w:r>
-        <w:t xml:space="preserve"> </w:t>
-      </w:r>
-      <w:r>
-        <w:t>not opaque embeddings</w:t>
-      </w:r>
-      <w:r>
-        <w:t xml:space="preserve"> </w:t>
-      </w:r>
-      <w:r>
-        <w:t xml:space="preserve">to classify narratives into ten substantive fraud, anti-money-laundering, consumer-stress, and disclosure-integrity categories plus </w:t>
-      </w:r>
-      <w:r>
-        <w:t>another</w:t>
-      </w:r>
-      <w:r>
-        <w:t xml:space="preserve"> category. It then produces four bounded measures: Fraud Risk, Consumer Harm, Dispute Friction, and Recovery Urgency. Every output can be traced back to matched phrases and visible point adjustments. Following a design-science methodology, the prototype was exercised on 30 realistic but synthetic cases spanning all requested categories. All cases produced complete classifications, scores, explanations, and recommendations. Mean scores were 74.2, 53.5, 23.6, and 54.7, respectively, and 17 cases met the prototype’s high-risk queue criterion. Because the cases were constructed for coverage, these results demonstrate functional behavior rather than predictive validity. The study contributes an auditable complaint-triage architecture, a multidimensional view of consumer harm, a governance mapping to the NIST AI Risk Management Framework, and a preregistration-ready plan for future evaluation using independently annotated public complaint narratives.</w:t>
+        <w:rPr/>
+        <w:t>Financial fraud is often visible first in a transaction record, but the complaint narrative usually explains what the ledger cannot: who contacted the consumer, what story was used, how quickly money moved, and what happened when the consumer asked for help. This paper introduces FinGuard-AI, a rules-first risk-triage system that converts those narrative details and a small set of structured case facts into transparent fraud, harm, dispute, and recovery indicators. The system uses explicit weighted phrase rules, not opaque embeddings, to classify narratives into ten substantive fraud, anti-money-laundering, consumer-stress, and disclosure-integrity categories, an “other” category, and an explicit “insufficient evidence” state for narratives that do not support a confident classification. It then produces four bounded 0–100 measures: Fraud Risk, Consumer Harm, Dispute Friction, and Recovery Urgency. Every output can be traced back to matched phrases and visible point adjustments, a nearby-window negation check keeps a denied phrase from scoring as evidence, and a structured-answer conflict check flags contradictions between a consumer's selections and their narrative for manual review. The engine described in an earlier draft of this work as a single local script has since been rebuilt as a tested, publicly deployed platform — a FastAPI backend and a Next.js frontend, covered by a 100-test automated suite and available at a public URL and source repository — so its behavior is open to direct inspection rather than description alone. Following a design-science methodology, the rules engine was exercised on 30 realistic but synthetic cases spanning all requested categories. All cases produced complete classifications, scores, explanations, and recommendations. Mean scores were 74.2, 53.5, 23.6, and 54.7, respectively, and 17 cases met the high-risk queue criterion. Because the cases were constructed for coverage, these results demonstrate functional behavior rather than predictive validity, and no amount of deployment polish changes that. The study contributes an auditable complaint-triage architecture, a multidimensional view of consumer harm, a governance mapping to the NIST AI Risk Management Framework, and a preregistration-ready plan for future evaluation using independently annotated public complaint narratives.</w:t>
       </w:r>
     </w:p>
     <w:p>
@@ -761,7 +697,8 @@
         <w:spacing w:after="56" w:line="259" w:lineRule="auto"/>
       </w:pPr>
       <w:r>
-        <w:t>A 30-case synthetic demonstration confirms functional coverage across eleven output categories.</w:t>
+        <w:rPr/>
+        <w:t>A 30-case synthetic demonstration confirms functional coverage across twelve output categories, including a designed abstention state for insufficient evidence.</w:t>
       </w:r>
     </w:p>
     <w:p>
@@ -771,6 +708,14 @@
       </w:pPr>
       <w:r>
         <w:t>A future validation protocol is specified for public complaint narratives, independent annotation, baselines, robustness, and human-review studies.</w:t>
+      </w:r>
+    </w:p>
+    <w:p>
+      <w:pPr>
+        <w:pStyle w:val="ListBullet"/>
+      </w:pPr>
+      <w:r>
+        <w:t>The engine, redaction pipeline, and API are now deployed as a tested, reproducible platform: 100 automated tests, a public source repository, and a live demonstration site, so the described behavior can be checked directly rather than taken on the paper's word.</w:t>
       </w:r>
     </w:p>
     <w:p>
@@ -1526,12 +1471,14 @@
     </w:p>
     <w:p>
       <w:r>
-        <w:t>FinGuard-AI addresses a deliberately narrower problem than general transaction monitoring. It is a complaint-level triage artifact designed to translate narrative and structured case data into transparent risk indicators and practical next-step recommendations. The current version is a research prototype, not a production control. Its purpose is to make assumptions, indicators, thresholds, and limitations visible enough for analysts, researchers, and governance reviewers to inspect and challenge.</w:t>
+        <w:rPr/>
+        <w:t>Since the first version of this artifact was a single local script, it has been rebuilt as a tested, publicly deployed platform with a documented API, a guided consumer-facing intake flow, and an automated test suite — but the current version remains a research prototype, not a production control. Its purpose is to make assumptions, indicators, thresholds, and limitations visible enough for analysts, researchers, and governance reviewers to inspect and challenge.</w:t>
       </w:r>
     </w:p>
     <w:p>
       <w:r>
-        <w:t>This paper makes five contributions:</w:t>
+        <w:rPr/>
+        <w:t>This paper makes six contributions:</w:t>
       </w:r>
     </w:p>
     <w:p>
@@ -1558,7 +1505,8 @@
         <w:spacing w:after="56" w:line="259" w:lineRule="auto"/>
       </w:pPr>
       <w:r>
-        <w:t>A rules-first Python implementation that exposes matched phrases, category rule scores, and factor-level score adjustments.</w:t>
+        <w:rPr/>
+        <w:t>A rules-first Python implementation — now served as a documented API behind a tested, publicly deployed web application — that exposes matched phrases, category rule scores, factor-level score adjustments, negation suppression, and structured-answer conflict detection.</w:t>
       </w:r>
     </w:p>
     <w:p>
@@ -1577,6 +1525,14 @@
       </w:pPr>
       <w:r>
         <w:t>A governance and evaluation protocol for extending the artifact to independently annotated public or institutional complaint data.</w:t>
+      </w:r>
+    </w:p>
+    <w:p>
+      <w:pPr>
+        <w:pStyle w:val="ListNumber"/>
+      </w:pPr>
+      <w:r>
+        <w:t>A reproducible engineering baseline — 100 automated tests, a public source repository, and a live demonstration deployment — so the artifact's behavior is independently verifiable rather than described only in prose.</w:t>
       </w:r>
     </w:p>
     <w:p>
@@ -1981,15 +1937,8 @@
             </w:tcMar>
           </w:tcPr>
           <w:p>
-            <w:pPr>
-              <w:spacing w:after="0"/>
-            </w:pPr>
-            <w:r>
-              <w:rPr>
-                <w:color w:val="334155"/>
-                <w:sz w:val="16"/>
-              </w:rPr>
-              <w:t>Implement weighted phrase rules, structured factor adjustments, bounded scores, recommendations, and a Streamlit dashboard in Python.</w:t>
+            <w:r>
+              <w:t>Implement weighted phrase rules, structured factor adjustments, bounded scores, and recommendations in Python; serve them through a FastAPI backend and a Next.js frontend (the original Streamlit dashboard is preserved in the repository as a reference version).</w:t>
             </w:r>
           </w:p>
         </w:tc>
@@ -2401,7 +2350,8 @@
     </w:p>
     <w:p>
       <w:r>
-        <w:t>The application accepts either a single narrative or a CSV portfolio with eight fields: case identifier, date, state, narrative, amount lost, payment channel, institution type, and outcome. Text is lowercased, punctuation is normalized, and repeated whitespace is removed. Matching is deterministic: multiword phrases use substring matching, while single terms use word boundaries. The prototype does not currently use stemming, embeddings, fuzzy matching, named-entity recognition, or contextual negation detection.</w:t>
+        <w:rPr/>
+        <w:t>The application accepts either a single narrative or a CSV portfolio with eight fields: case identifier, date, state, narrative, amount lost, payment channel, institution type, and outcome. Before any analysis runs, the narrative passes through a redaction step that strips common sensitive patterns — email addresses, phone numbers, Social Security and payment-card-like number sequences, and disclosed passwords or verification codes — so unredacted personal information does not reach the scoring logic or any log. The sanitized text is then lowercased, punctuation is normalized, and repeated whitespace is removed. Matching is deterministic: multiword phrases use substring matching, single terms use word boundaries, and a one-edit-distance fallback catches common misspellings of single-word indicators. A phrase match found immediately after a negation cue (“did not,” “never”) is suppressed and reported separately rather than scored, so a denial does not count as evidence. The system still does not use stemming, embeddings, or named-entity recognition, and negation handling is a proximity heuristic rather than a full syntactic parse — a limitation discussed in Section 9.</w:t>
       </w:r>
     </w:p>
     <w:p>
@@ -2418,7 +2368,8 @@
     </w:p>
     <w:p>
       <w:r>
-        <w:t>The current rule inventory contains 103 weighted phrases across ten substantive categories. For a narrative x and typology t, the rule score is the sum of the weights for matched indicators: S(t,x) = Σ w(i,t) I(i,x), where I equals one when indicator i is matched and zero otherwise. The category with the highest score is selected; if no category-specific phrase matches, the output is “other.” A rule-confidence indicator reflects the top score, number of matched indicators, and separation from the second-ranked category. It is explicitly not a calibrated probability.</w:t>
+        <w:rPr/>
+        <w:t>The rule inventory contains 103 weighted phrases across ten substantive categories, each entry carrying a rule identifier, an effective date, a rationale, and a version, so a reviewer can trace exactly which rule produced a given point of evidence. For a narrative x and typology t, the rule score is the sum of the weights for matched indicators: S(t,x) = Σ w(i,t) I(i,x), where I equals one when indicator i is matched and not negated, and zero otherwise. The category with the highest score is selected. A second category scoring within 60% of the top score is reported as a possible secondary typology, since scam narratives frequently combine mechanisms — a bank-impersonation call that also solicits a mule-style forwarding, for instance. If no category-specific phrase matches, or the top score is negligible on a very short narrative, the output is an explicit “insufficient evidence” state rather than a forced guess, distinct from “other” (some matched evidence, but none of the ten defined categories). An evidence-strength indicator reflects the top score, the number of matched indicators, and the separation from the second-ranked category. It is explicitly not a calibrated probability.</w:t>
       </w:r>
     </w:p>
     <w:tbl>
@@ -3644,6 +3595,41 @@
           </w:p>
         </w:tc>
       </w:tr>
+      <w:tr>
+        <w:tc>
+          <w:tcPr>
+            <w:tcW w:type="dxa" w:w="2297"/>
+          </w:tcPr>
+          <w:p>
+            <w:r>
+              <w:rPr>
+                <w:b/>
+              </w:rPr>
+              <w:t>Insufficient evidence</w:t>
+            </w:r>
+          </w:p>
+        </w:tc>
+        <w:tc>
+          <w:tcPr>
+            <w:tcW w:type="dxa" w:w="4458"/>
+          </w:tcPr>
+          <w:p>
+            <w:r>
+              <w:t>No meaningful narrative evidence is found and the input is too short to support a confident category.</w:t>
+            </w:r>
+          </w:p>
+        </w:tc>
+        <w:tc>
+          <w:tcPr>
+            <w:tcW w:type="dxa" w:w="3303"/>
+          </w:tcPr>
+          <w:p>
+            <w:r>
+              <w:t>N/A (abstention state, not a classification)</w:t>
+            </w:r>
+          </w:p>
+        </w:tc>
+      </w:tr>
     </w:tbl>
     <w:p>
       <w:pPr>
@@ -4189,7 +4175,8 @@
     </w:p>
     <w:p>
       <w:r>
-        <w:t>For each case, the interface displays the selected typology, matched category indicators, alternative categories with nonzero evidence, and the complete factor list for all four scores. Recommendations are generated from visible branches. For example, APP and bank-impersonation cases can trigger escalation and reimbursement-review language; BEC cases can trigger beneficiary-bank outreach and wire-recall review; mule-account cases can trigger receiving-side risk review and transaction-record preservation; high dispute-friction scores can trigger senior-level case review; and cryptocurrency channels can trigger preservation of wallet addresses and transaction hashes. The application uses cautious language and does not represent these actions as legal entitlements.</w:t>
+        <w:rPr/>
+        <w:t>For each case, the interface displays the selected typology, matched category indicators (including any negated indicators found but not scored), alternative categories with nonzero evidence, and the complete factor list for all four scores. A separate conflict check compares structured answers against the narrative — for example, a consumer marking a payment as authorized while writing that they “never approved the transfer” — and flags the contradiction for manual review rather than silently picking one answer. Recommendations are generated from visible branches and organized into a short action plan (immediate steps, account security, evidence to preserve, what to ask the institution, and follow-up), an evidence checklist tailored to the reported payment channel and typology, and editable dispute-letter drafts built only from the sanitized case facts. For example, APP and bank-impersonation cases surface escalation and reimbursement-review language; BEC cases surface beneficiary-bank outreach and wire-recall review; mule-account cases surface receiving-side risk review and transaction-record preservation; and cryptocurrency channels surface preservation of wallet addresses and transaction hashes. The application uses cautious, non-adjudicative language throughout (“may warrant,” “is recommended”) and does not represent these actions as legal entitlements or state that fraud occurred.</w:t>
       </w:r>
     </w:p>
     <w:p>
@@ -4206,7 +4193,22 @@
     </w:p>
     <w:p>
       <w:r>
-        <w:t>The portfolio view summarizes total cases, cases meeting the high-risk queue criterion, mean Fraud Risk and Dispute Friction scores, total reported loss, typology distribution, severity distribution, and high-risk case details. Users may download an analyzed CSV containing case inputs, classifications, scores, indicators, and recommendations. This feature demonstrates how a narrative-level engine can support operational oversight in addition to single-case assistance.</w:t>
+        <w:rPr/>
+        <w:t>The portfolio view summarizes total cases, cases meeting the high-risk queue criterion, mean scores across all four dimensions, total reported loss, typology and payment-channel distribution, severity distribution, and high-risk case details, and it is clearly labeled as synthetic demonstration data rather than real consumer records. Users may download an analyzed CSV containing case inputs, classifications, scores, indicators, and recommendations, or upload their own CSV against the same schema for a private, in-memory analysis that is not stored. A companion public rule-explorer page lists every phrase rule with its identifier, weight, and rationale, so the classification logic in Table 2 is independently browsable rather than described only in this paper. This feature demonstrates how a narrative-level engine can support operational oversight in addition to single-case assistance.</w:t>
+      </w:r>
+    </w:p>
+    <w:p>
+      <w:pPr>
+        <w:pStyle w:val="Heading2"/>
+      </w:pPr>
+      <w:r>
+        <w:t>4.6 Deployment architecture and reproducibility</w:t>
+      </w:r>
+    </w:p>
+    <w:p>
+      <w:pPr/>
+      <w:r>
+        <w:t>The design described above is implemented as two coordinated services rather than a single script. A FastAPI backend exposes the redaction, classification, scoring, recommendation, and PDF-report logic as a documented HTTP API, with request-size limits, per-IP rate limiting, and restrictive security response headers applied by default. A Next.js frontend implements the guided consumer-facing workflow — a safety notice, a short urgency screen, structured intake, a redaction preview the user can check before analysis proceeds, the explainable results view, and the action-plan, evidence-checklist, timeline, and dispute-letter tools described in Section 4.4 — and the synthetic-data portfolio dashboard. Every typology, every negation and conflict case, every redaction pattern, and every score-boundary condition described in this paper is covered by an automated test (100 tests at the time of writing), run on every change through a continuous-integration workflow. The source code, tests, Docker configuration, and documentation are maintained in a public repository, and a live demonstration deployment is available for direct inspection rather than only textual description (see Declarations). None of this establishes predictive validity; it establishes that the described behavior is real, reproducible, and open to scrutiny, which Section 7 treats as a precondition for, not a substitute for, empirical evaluation.</w:t>
       </w:r>
     </w:p>
     <w:p>
@@ -4244,7 +4246,8 @@
     </w:p>
     <w:p>
       <w:r>
-        <w:t>The dataset was processed through the same analyze_dataframe() pipeline used by the Streamlit application. Functional checks confirmed the required schema, unique identifiers, valid dates, bounded scores, populated recommendations, and category coverage. The high-risk queue criterion was defined as Fraud Risk ≥70, Consumer Harm ≥75, or Recovery Urgency ≥75.</w:t>
+        <w:rPr/>
+        <w:t>The dataset was processed through the same deterministic risk_engine package that now runs behind the deployed API described in Section 4.6, so the results below reflect the production code path rather than a separate research script. Functional checks confirmed the required schema, unique identifiers, valid dates, bounded scores, populated recommendations, and category coverage; the same checks are re-run automatically as part of the 100-test suite on every code change. The high-risk queue criterion was defined as Fraud Risk ≥70, Consumer Harm ≥75, or Recovery Urgency ≥75.</w:t>
       </w:r>
     </w:p>
     <w:p>
@@ -5872,7 +5875,8 @@
         <w:spacing w:after="56" w:line="259" w:lineRule="auto"/>
       </w:pPr>
       <w:r>
-        <w:t>The demonstration exposed a design limitation: phrase rules require explicit contextual safeguards for negation, ambiguity, and synonymous wording.</w:t>
+        <w:rPr/>
+        <w:t>The demonstration exposed a design limitation that has since been partially addressed: phrase rules required an explicit contextual safeguard for negation, which the deployed matcher now applies as a nearby-window cue check (Section 4.1). Broader safeguards for ambiguity and synonymous wording remain future work.</w:t>
       </w:r>
     </w:p>
     <w:p>
@@ -6284,7 +6288,8 @@
     </w:p>
     <w:p>
       <w:r>
-        <w:t>A public-facing version should not begin with an unstructured scoring screen. It should first screen for urgent loss, pending transactions, credential compromise, remote access, and immediate account-security needs. It should then warn users not to submit passwords, PINs, Social Security numbers, full account or card numbers, or one-time codes. Structured questions should capture the incident date, payment channel, authorization status, contact method, impersonated entity, evidence available, dispute status, and hardship indicators. Results should present an action plan, evidence checklist, official reporting resources, and a clear statement that the assessment is informational.</w:t>
+        <w:rPr/>
+        <w:t>A public-facing version should not begin with an unstructured scoring screen, and the deployed prototype does not: it opens with a safety notice, then a short screen for urgent loss, pending transactions, credential compromise, remote access, and immediate account-security needs, before any narrative is entered. It warns users not to submit passwords, PINs, Social Security numbers, full account or card numbers, or one-time codes, and it applies the automatic redaction described in Section 4.1 as a second, best-effort safeguard rather than the only one. Structured questions capture the incident date, payment channel, authorization status, contact method, impersonated entity, evidence available, dispute status, and hardship indicators. Results present an action plan, an evidence checklist, official reporting resources (with an explicit statement that the platform does not file reports on the user's behalf), a case timeline, and dispute-letter drafts, alongside a clear, repeated statement that the assessment is informational and not a legal or financial determination.</w:t>
       </w:r>
     </w:p>
     <w:p>
@@ -6301,12 +6306,14 @@
     </w:p>
     <w:p>
       <w:r>
-        <w:t>Real complaint narratives may contain highly sensitive financial, identity, health, and contact information. The NIST Privacy Framework provides an enterprise approach to identifying and managing privacy risk (NIST, 2020). A public implementation should support data minimization, automatic redaction, explicit consent, short retention periods, encryption in transit and at rest, role-based access, multi-factor authentication for reviewers, secure file scanning, rate limiting, audit logging, and deletion requests. The current local prototype does not provide these controls.</w:t>
+        <w:rPr/>
+        <w:t>A public implementation should support data minimization, automatic redaction, explicit consent, short retention periods, encryption in transit and at rest, role-based access, multi-factor authentication for reviewers, secure file scanning, rate limiting, audit logging, and deletion requests. The deployed prototype now implements several of these directly by default: automatic redaction before analysis, no persistent storage of raw narrative text or structured case data, restrictive security response headers, per-IP rate limiting, and request-size limits enforced at the schema level. It does not implement authenticated case storage, encryption at rest (there is, by design, no persistent case database to encrypt), multi-factor reviewer authentication, or a completed independent third-party security audit, and none of these gaps should be read as resolved by the controls that do exist.</w:t>
       </w:r>
     </w:p>
     <w:p>
       <w:r>
-        <w:t>Application-security requirements should be verified against a recognized standard such as the OWASP Application Security Verification Standard, and customer security should be treated as a core product requirement consistent with CISA Secure by Design principles (CISA, 2023; OWASP Foundation, 2025). The public interface should target WCAG 2.2 Level AA through keyboard navigation, clear labels and errors, sufficient contrast, readable language, responsive design, and screen-reader compatibility (World Wide Web Consortium [W3C], 2023).</w:t>
+        <w:rPr/>
+        <w:t>Application-security requirements should be verified against a recognized standard such as the OWASP Application Security Verification Standard, and customer security should be treated as a core product requirement consistent with CISA Secure by Design principles (CISA, 2023; OWASP Foundation, 2025); that verification has not yet been performed for this artifact. The public interface targets WCAG 2.2 Level AA through keyboard navigation, skip-navigation links, visible focus states, semantic structure, sufficient contrast, and reduced-motion support, but this has been implemented as a set of engineering practices, not confirmed through a formal accessibility audit (World Wide Web Consortium [W3C], 2023).</w:t>
       </w:r>
     </w:p>
     <w:p>
@@ -7129,7 +7136,8 @@
         <w:spacing w:after="56" w:line="259" w:lineRule="auto"/>
       </w:pPr>
       <w:r>
-        <w:t>Negation and context: the current matcher can misinterpret phrases such as “the caller did not claim to be from my bank.”</w:t>
+        <w:rPr/>
+        <w:t>Negation and context: the deployed matcher now suppresses a phrase match found near a negation cue such as “did not” or “never,” verified by dedicated tests, so “the caller never claimed to be from my bank” no longer scores as a positive match. This is a proximity heuristic, not a syntactic parse, and it can still miss negation expressed across a longer clause, double negatives, or reported speech (“they said they were not really the bank, but I didn't believe them”).</w:t>
       </w:r>
     </w:p>
     <w:p>
@@ -7175,7 +7183,8 @@
         <w:spacing w:after="56" w:line="259" w:lineRule="auto"/>
       </w:pPr>
       <w:r>
-        <w:t>Security limitation: the Streamlit prototype lacks the privacy, identity, storage, and monitoring controls required for sensitive public submissions.</w:t>
+        <w:rPr/>
+        <w:t>Security limitation: the deployed prototype now applies redaction, security response headers, and rate limiting by default, but it has not undergone an independent third-party security audit or penetration test, and it still lacks the authenticated storage, encryption-at-rest, and formal monitoring and incident-response controls that a production deployment handling real, sensitive submissions would require.</w:t>
       </w:r>
     </w:p>
     <w:p>
@@ -7194,6 +7203,14 @@
       </w:pPr>
       <w:r>
         <w:t>No outcome study: there is no evidence yet that using the tool improves recovery, reduces harm, or improves reviewer decisions.</w:t>
+      </w:r>
+    </w:p>
+    <w:p>
+      <w:pPr>
+        <w:pStyle w:val="ListNumber"/>
+      </w:pPr>
+      <w:r>
+        <w:t>Engineering completeness is not empirical validity: a passing automated test suite and a stable public deployment demonstrate that the software behaves as specified on the inputs it was designed for; they are not a substitute for the independently annotated evaluation described in Section 7, which has not yet been conducted.</w:t>
       </w:r>
     </w:p>
     <w:p>
@@ -7318,21 +7335,11 @@
             </w:tcMar>
           </w:tcPr>
           <w:p>
-            <w:pPr>
-              <w:spacing w:after="0"/>
-              <w:rPr>
-                <w:sz w:val="14"/>
-                <w:szCs w:val="14"/>
-              </w:rPr>
-            </w:pPr>
             <w:r>
               <w:rPr>
                 <w:b/>
-                <w:color w:val="123B55"/>
-                <w:sz w:val="14"/>
-                <w:szCs w:val="14"/>
-              </w:rPr>
-              <w:t>Phase 1: Reproducible research release</w:t>
+              </w:rPr>
+              <w:t>Phase 1: Reproducible research release (complete)</w:t>
             </w:r>
           </w:p>
         </w:tc>
@@ -7352,15 +7359,8 @@
             </w:tcMar>
           </w:tcPr>
           <w:p>
-            <w:pPr>
-              <w:spacing w:after="0"/>
-            </w:pPr>
-            <w:r>
-              <w:rPr>
-                <w:color w:val="334155"/>
-                <w:sz w:val="16"/>
-              </w:rPr>
-              <w:t>Publish versioned code, synthetic data, rule inventory, methodology, tests, and a stable demonstration deployment with no real-data storage.</w:t>
+            <w:r>
+              <w:t>Versioned code, synthetic data, rule inventory, methodology, a 100-test automated suite, and a stable public demonstration deployment with no real-data storage are published and live.</w:t>
             </w:r>
           </w:p>
         </w:tc>
@@ -7685,7 +7685,8 @@
     </w:p>
     <w:p>
       <w:r>
-        <w:t>FinGuard-AI shows what a transparent complaint-triage tool can look like before predictive ambition is allowed to outrun governance. The prototype does not attempt to replace transaction monitoring, legal analysis, reimbursement review, or human judgment. Its contribution is more focused: it organizes narrative evidence into an auditable workflow that keeps fraud indicators, consumer harm, dispute friction, and recovery urgency distinct. The 30-case synthetic study confirms that the software functions across the intended categories and produces complete explanations, but it does not establish accuracy on real complaints. The next stage is therefore empirical rather than cosmetic: independently annotated public narratives, frozen rules, transparent baselines, robustness tests, and human-review studies. With those safeguards, FinGuard-AI can mature from a credible research prototype into a well-evaluated contribution to financial-fraud intelligence and consumer-protection governance.</w:t>
+        <w:rPr/>
+        <w:t>Its contribution is more focused: it organizes narrative evidence into an auditable workflow that keeps fraud indicators, consumer harm, dispute friction, and recovery urgency distinct, and it now does so as a tested, publicly deployed platform rather than only a local script. The 30-case synthetic study confirms that the software functions across the intended categories and produces complete explanations, but it does not establish accuracy on real complaints, and no amount of engineering polish changes that. The next stage is therefore empirical rather than cosmetic: independently annotated public narratives, frozen rules, transparent baselines, robustness tests, and human-review studies. With those safeguards, FinGuard-AI can mature from a credible, reproducible research prototype into a well-evaluated contribution to financial-fraud intelligence and consumer-protection governance.</w:t>
       </w:r>
     </w:p>
     <w:p>
@@ -7726,12 +7727,24 @@
     </w:p>
     <w:p>
       <w:r>
-        <w:t>Data availability: The synthetic demonstration CSV, source code, methodology, and requirements files are available in the accompanying reproducibility package. Public complaint data should be retrieved from the originating agency using a documented query rather than redistributed unnecessarily.</w:t>
+        <w:rPr>
+          <w:b/>
+        </w:rPr>
+        <w:t xml:space="preserve">Data availability: </w:t>
+      </w:r>
+      <w:r>
+        <w:t>The synthetic demonstration CSV, methodology, and data dictionary are available in the public repository referenced under Code availability. Public complaint data should be retrieved from the originating agency using a documented query rather than redistributed unnecessarily.</w:t>
       </w:r>
     </w:p>
     <w:p>
       <w:r>
-        <w:t>Code availability: The prototype is implemented in Python using Streamlit, pandas, and Plotly. A versioned repository and archived release should be created before journal submission.</w:t>
+        <w:rPr>
+          <w:b/>
+        </w:rPr>
+        <w:t xml:space="preserve">Code availability: </w:t>
+      </w:r>
+      <w:r>
+        <w:t>The platform is implemented in Python (FastAPI, Pydantic, pandas, reportlab) and TypeScript (Next.js). The source code, the 100-test automated suite, Docker configuration, and CI workflow are maintained in a public repository at https://github.com/ASMNIR/finguard-ai. A live demonstration deployment is available at https://frontend-five-liard-58.vercel.app (API at https://finguard-ai-api.onrender.com). A DOI-backed archival release should still be created before formal journal submission.</w:t>
       </w:r>
     </w:p>
     <w:p>
@@ -9344,7 +9357,8 @@
     </w:p>
     <w:p>
       <w:r>
-        <w:t>The complete rule dictionary is stored in app.py. A research release should move this dictionary into a versioned configuration file with a rule identifier, source, rationale, effective date, owner, change history, and test cases for each indicator.</w:t>
+        <w:rPr/>
+        <w:t>The complete rule dictionary is implemented in backend/app/risk_engine/rules.py as version-controlled records, each carrying a rule identifier, source, rationale, effective date, an enabled flag, and a version — the configuration structure recommended in the first draft of this paper as future work has since been built directly, and every rule is exercised by the automated test suite.</w:t>
       </w:r>
     </w:p>
     <w:p>
@@ -10087,25 +10101,8 @@
     </w:p>
     <w:p>
       <w:r>
-        <w:t xml:space="preserve">The accompanying artifact consists of app.py, sample_data.csv, requirements.txt, README.md, and methodology.md. The current implementation uses Python, Streamlit, pandas, and Plotly. The synthetic dataset contains 30 cases with the columns case_id, date, state, narrative, </w:t>
-      </w:r>
-      <w:r>
-        <w:t>amount lost</w:t>
-      </w:r>
-      <w:r>
-        <w:t xml:space="preserve">, </w:t>
-      </w:r>
-      <w:r>
-        <w:t>payment channel</w:t>
-      </w:r>
-      <w:r>
-        <w:t xml:space="preserve">, </w:t>
-      </w:r>
-      <w:r>
-        <w:t>institution type</w:t>
-      </w:r>
-      <w:r>
-        <w:t>, and outcome.</w:t>
+        <w:rPr/>
+        <w:t>The accompanying artifact is organized as a frontend/ (Next.js/TypeScript) and backend/ (FastAPI/Python) application, with data/ (the synthetic demonstration CSV and data dictionary), docs/ (methodology, governance, privacy, security, architecture, and limitations documentation), research/ (this paper and a reproducibility package), Docker configuration for both services, and a GitHub Actions workflow that runs the full test suite on every change. The original single-file Streamlit prototype (app.py) described in the first draft of this paper is preserved in the repository as a historical reference implementation; it is no longer the deployed application. The synthetic dataset is unchanged: 30 cases with the columns case_id, date, state, narrative, amount lost, payment channel, institution type, and outcome.</w:t>
       </w:r>
     </w:p>
     <w:sectPr>
